--- a/VKR/Practice/Отчет преддипломной практики - Ван Минчжи Р34151.docx
+++ b/VKR/Practice/Отчет преддипломной практики - Ван Минчжи Р34151.docx
@@ -289,10 +289,18 @@
       </w:r>
       <w:r>
         <w:rPr>
+          <w:rFonts w:hint="eastAsia"/>
           <w:i/>
           <w:lang w:val="ru-RU"/>
         </w:rPr>
-        <w:t xml:space="preserve">Разработка интеллектуальной системы управления складом для организаций малого бизнеса </w:t>
+        <w:t>Разработка</w:t>
+      </w:r>
+      <w:r>
+        <w:rPr>
+          <w:i/>
+          <w:lang w:val="ru-RU"/>
+        </w:rPr>
+        <w:t xml:space="preserve"> приложения для детекции транспортных потоков с помощью компьютерного зрения</w:t>
       </w:r>
     </w:p>
     <w:p>
@@ -328,10 +336,18 @@
       </w:r>
       <w:r>
         <w:rPr>
+          <w:rFonts w:eastAsiaTheme="minorEastAsia"/>
           <w:i/>
           <w:lang w:val="ru-RU"/>
         </w:rPr>
-        <w:t>Ван Минчжи, Р34151</w:t>
+        <w:t>Чжоу Хунсян</w:t>
+      </w:r>
+      <w:r>
+        <w:rPr>
+          <w:i/>
+          <w:lang w:val="ru-RU"/>
+        </w:rPr>
+        <w:t>, Р34151</w:t>
       </w:r>
       <w:r>
         <w:rPr>
@@ -402,10 +418,40 @@
       </w:r>
       <w:r>
         <w:rPr>
+          <w:rFonts w:hint="eastAsia"/>
           <w:i/>
           <w:lang w:val="ru-RU"/>
         </w:rPr>
-        <w:t xml:space="preserve">Харитонова Анастасия Евгеньевна, преподаватель </w:t>
+        <w:t>Штенников</w:t>
+      </w:r>
+      <w:r>
+        <w:rPr>
+          <w:i/>
+          <w:lang w:val="ru-RU"/>
+        </w:rPr>
+        <w:t xml:space="preserve"> Дмитрий Геннадьевич</w:t>
+      </w:r>
+      <w:r>
+        <w:rPr>
+          <w:i/>
+          <w:lang w:val="ru-RU"/>
+        </w:rPr>
+        <w:t xml:space="preserve">, </w:t>
+      </w:r>
+      <w:r>
+        <w:rPr>
+          <w:rFonts w:hint="eastAsia"/>
+          <w:i/>
+          <w:lang w:val="ru-RU"/>
+        </w:rPr>
+        <w:t>доцент</w:t>
+      </w:r>
+      <w:r>
+        <w:rPr>
+          <w:i/>
+          <w:lang w:val="ru-RU"/>
+        </w:rPr>
+        <w:t>, кандидат технических наук</w:t>
       </w:r>
     </w:p>
     <w:p>
@@ -430,6 +476,7 @@
         <w:ind w:left="425" w:firstLine="0"/>
         <w:jc w:val="left"/>
         <w:rPr>
+          <w:rFonts w:eastAsiaTheme="minorEastAsia" w:hint="eastAsia"/>
           <w:lang w:val="ru-RU"/>
         </w:rPr>
       </w:pPr>
@@ -446,6 +493,9 @@
         <w:spacing w:after="0" w:line="259" w:lineRule="auto"/>
         <w:ind w:left="425" w:firstLine="0"/>
         <w:jc w:val="left"/>
+        <w:rPr>
+          <w:lang w:val="ru-RU"/>
+        </w:rPr>
       </w:pPr>
       <w:r>
         <w:rPr>
@@ -617,7 +667,7 @@
         <w:ind w:left="0" w:firstLine="0"/>
         <w:jc w:val="left"/>
         <w:rPr>
-          <w:rFonts w:eastAsiaTheme="minorEastAsia" w:hint="eastAsia"/>
+          <w:rFonts w:eastAsiaTheme="minorEastAsia"/>
         </w:rPr>
       </w:pPr>
       <w:r>
@@ -626,6 +676,7 @@
           <w:sz w:val="22"/>
           <w:lang w:val="ru-RU"/>
         </w:rPr>
+        <w:lastRenderedPageBreak/>
         <w:tab/>
       </w:r>
       <w:r>
@@ -670,7 +721,6 @@
         <w:rPr>
           <w:lang w:val="ru-RU"/>
         </w:rPr>
-        <w:lastRenderedPageBreak/>
         <w:t xml:space="preserve">СОДЕРЖАНИЕ </w:t>
       </w:r>
     </w:p>
@@ -1039,6 +1089,7 @@
         <w:ind w:left="425" w:firstLine="720"/>
         <w:jc w:val="left"/>
         <w:rPr>
+          <w:rFonts w:eastAsiaTheme="minorEastAsia" w:hint="eastAsia"/>
           <w:lang w:val="ru-RU"/>
         </w:rPr>
       </w:pPr>
@@ -1050,16 +1101,26 @@
       </w:r>
       <w:r>
         <w:rPr>
+          <w:rFonts w:hint="eastAsia"/>
           <w:color w:val="333333"/>
           <w:lang w:val="ru-RU"/>
         </w:rPr>
-        <w:t>Разработка интеллектуальной системы управления складом для организаций малого бизнеса.</w:t>
-      </w:r>
-      <w:r>
-        <w:rPr>
-          <w:lang w:val="ru-RU"/>
-        </w:rPr>
-        <w:t xml:space="preserve"> </w:t>
+        <w:t>Разработка</w:t>
+      </w:r>
+      <w:r>
+        <w:rPr>
+          <w:color w:val="333333"/>
+          <w:lang w:val="ru-RU"/>
+        </w:rPr>
+        <w:t xml:space="preserve"> приложения для детекции транспортных потоков с помощью компьютерного зрения</w:t>
+      </w:r>
+      <w:r>
+        <w:rPr>
+          <w:rFonts w:eastAsiaTheme="minorEastAsia" w:hint="eastAsia"/>
+          <w:color w:val="333333"/>
+          <w:lang w:val="ru-RU"/>
+        </w:rPr>
+        <w:t>.</w:t>
       </w:r>
     </w:p>
     <w:p>
@@ -1146,86 +1207,13 @@
         <w:ind w:left="0" w:firstLine="0"/>
         <w:jc w:val="left"/>
       </w:pPr>
-      <w:proofErr w:type="spellStart"/>
       <w:r>
         <w:rPr>
           <w:color w:val="666666"/>
           <w:sz w:val="24"/>
         </w:rPr>
         <w:lastRenderedPageBreak/>
-        <w:t>Таблица</w:t>
-      </w:r>
-      <w:proofErr w:type="spellEnd"/>
-      <w:r>
-        <w:rPr>
-          <w:color w:val="666666"/>
-          <w:sz w:val="24"/>
-        </w:rPr>
-        <w:t xml:space="preserve"> 1. </w:t>
-      </w:r>
-      <w:proofErr w:type="spellStart"/>
-      <w:r>
-        <w:rPr>
-          <w:color w:val="666666"/>
-          <w:sz w:val="24"/>
-        </w:rPr>
-        <w:t>Этапы</w:t>
-      </w:r>
-      <w:proofErr w:type="spellEnd"/>
-      <w:r>
-        <w:rPr>
-          <w:color w:val="666666"/>
-          <w:sz w:val="24"/>
-        </w:rPr>
-        <w:t xml:space="preserve"> </w:t>
-      </w:r>
-      <w:proofErr w:type="spellStart"/>
-      <w:r>
-        <w:rPr>
-          <w:color w:val="666666"/>
-          <w:sz w:val="24"/>
-        </w:rPr>
-        <w:t>производственной</w:t>
-      </w:r>
-      <w:proofErr w:type="spellEnd"/>
-      <w:r>
-        <w:rPr>
-          <w:color w:val="666666"/>
-          <w:sz w:val="24"/>
-        </w:rPr>
-        <w:t xml:space="preserve"> </w:t>
-      </w:r>
-      <w:proofErr w:type="spellStart"/>
-      <w:r>
-        <w:rPr>
-          <w:color w:val="666666"/>
-          <w:sz w:val="24"/>
-        </w:rPr>
-        <w:t>преддипломной</w:t>
-      </w:r>
-      <w:proofErr w:type="spellEnd"/>
-      <w:r>
-        <w:rPr>
-          <w:color w:val="666666"/>
-          <w:sz w:val="24"/>
-        </w:rPr>
-        <w:t xml:space="preserve"> </w:t>
-      </w:r>
-      <w:proofErr w:type="spellStart"/>
-      <w:r>
-        <w:rPr>
-          <w:color w:val="666666"/>
-          <w:sz w:val="24"/>
-        </w:rPr>
-        <w:t>практики</w:t>
-      </w:r>
-      <w:proofErr w:type="spellEnd"/>
-      <w:r>
-        <w:rPr>
-          <w:color w:val="666666"/>
-          <w:sz w:val="24"/>
-        </w:rPr>
-        <w:t xml:space="preserve"> </w:t>
+        <w:t xml:space="preserve">Таблица 1. Этапы производственной преддипломной практики </w:t>
       </w:r>
     </w:p>
     <w:tbl>
@@ -1234,9 +1222,7 @@
         <w:tblW w:w="10068" w:type="dxa"/>
         <w:tblInd w:w="72" w:type="dxa"/>
         <w:tblCellMar>
-          <w:top w:w="0" w:type="dxa"/>
           <w:left w:w="98" w:type="dxa"/>
-          <w:bottom w:w="0" w:type="dxa"/>
           <w:right w:w="46" w:type="dxa"/>
         </w:tblCellMar>
         <w:tblLook w:val="04A0" w:firstRow="1" w:lastRow="0" w:firstColumn="1" w:lastColumn="0" w:noHBand="0" w:noVBand="1"/>
@@ -1281,21 +1267,12 @@
               <w:ind w:left="26" w:firstLine="0"/>
               <w:jc w:val="left"/>
             </w:pPr>
-            <w:proofErr w:type="spellStart"/>
             <w:r>
               <w:rPr>
                 <w:b/>
                 <w:sz w:val="24"/>
               </w:rPr>
-              <w:t>этапа</w:t>
-            </w:r>
-            <w:proofErr w:type="spellEnd"/>
-            <w:r>
-              <w:rPr>
-                <w:b/>
-                <w:sz w:val="24"/>
-              </w:rPr>
-              <w:t xml:space="preserve"> </w:t>
+              <w:t xml:space="preserve">этапа </w:t>
             </w:r>
           </w:p>
         </w:tc>
@@ -1316,37 +1293,12 @@
               <w:ind w:left="0" w:right="4" w:firstLine="0"/>
               <w:jc w:val="center"/>
             </w:pPr>
-            <w:proofErr w:type="spellStart"/>
             <w:r>
               <w:rPr>
                 <w:b/>
                 <w:sz w:val="24"/>
               </w:rPr>
-              <w:t>Наименовани</w:t>
-            </w:r>
-            <w:proofErr w:type="spellEnd"/>
-            <w:r>
-              <w:rPr>
-                <w:b/>
-                <w:sz w:val="24"/>
-              </w:rPr>
-              <w:t xml:space="preserve"> е </w:t>
-            </w:r>
-            <w:proofErr w:type="spellStart"/>
-            <w:r>
-              <w:rPr>
-                <w:b/>
-                <w:sz w:val="24"/>
-              </w:rPr>
-              <w:t>этапа</w:t>
-            </w:r>
-            <w:proofErr w:type="spellEnd"/>
-            <w:r>
-              <w:rPr>
-                <w:b/>
-                <w:sz w:val="24"/>
-              </w:rPr>
-              <w:t xml:space="preserve"> </w:t>
+              <w:t xml:space="preserve">Наименовани е этапа </w:t>
             </w:r>
           </w:p>
         </w:tc>
@@ -1367,37 +1319,12 @@
               <w:ind w:left="0" w:right="56" w:firstLine="0"/>
               <w:jc w:val="center"/>
             </w:pPr>
-            <w:proofErr w:type="spellStart"/>
             <w:r>
               <w:rPr>
                 <w:b/>
                 <w:sz w:val="24"/>
               </w:rPr>
-              <w:t>Задание</w:t>
-            </w:r>
-            <w:proofErr w:type="spellEnd"/>
-            <w:r>
-              <w:rPr>
-                <w:b/>
-                <w:sz w:val="24"/>
-              </w:rPr>
-              <w:t xml:space="preserve"> </w:t>
-            </w:r>
-            <w:proofErr w:type="spellStart"/>
-            <w:r>
-              <w:rPr>
-                <w:b/>
-                <w:sz w:val="24"/>
-              </w:rPr>
-              <w:t>этапа</w:t>
-            </w:r>
-            <w:proofErr w:type="spellEnd"/>
-            <w:r>
-              <w:rPr>
-                <w:b/>
-                <w:sz w:val="24"/>
-              </w:rPr>
-              <w:t xml:space="preserve"> </w:t>
+              <w:t xml:space="preserve">Задание этапа </w:t>
             </w:r>
           </w:p>
         </w:tc>
@@ -1448,33 +1375,11 @@
               <w:ind w:left="0" w:firstLine="0"/>
               <w:jc w:val="center"/>
             </w:pPr>
-            <w:proofErr w:type="spellStart"/>
             <w:r>
               <w:rPr>
                 <w:sz w:val="24"/>
               </w:rPr>
-              <w:t>Инструктаж</w:t>
-            </w:r>
-            <w:proofErr w:type="spellEnd"/>
-            <w:r>
-              <w:rPr>
-                <w:sz w:val="24"/>
-              </w:rPr>
-              <w:t xml:space="preserve"> </w:t>
-            </w:r>
-            <w:proofErr w:type="spellStart"/>
-            <w:r>
-              <w:rPr>
-                <w:sz w:val="24"/>
-              </w:rPr>
-              <w:t>обучающегося</w:t>
-            </w:r>
-            <w:proofErr w:type="spellEnd"/>
-            <w:r>
-              <w:rPr>
-                <w:sz w:val="24"/>
-              </w:rPr>
-              <w:t xml:space="preserve"> </w:t>
+              <w:t xml:space="preserve">Инструктаж обучающегося </w:t>
             </w:r>
           </w:p>
         </w:tc>
@@ -1554,33 +1459,11 @@
               <w:ind w:left="0" w:firstLine="0"/>
               <w:jc w:val="center"/>
             </w:pPr>
-            <w:proofErr w:type="spellStart"/>
             <w:r>
               <w:rPr>
                 <w:sz w:val="24"/>
               </w:rPr>
-              <w:t>Написание</w:t>
-            </w:r>
-            <w:proofErr w:type="spellEnd"/>
-            <w:r>
-              <w:rPr>
-                <w:sz w:val="24"/>
-              </w:rPr>
-              <w:t xml:space="preserve"> </w:t>
-            </w:r>
-            <w:proofErr w:type="spellStart"/>
-            <w:r>
-              <w:rPr>
-                <w:sz w:val="24"/>
-              </w:rPr>
-              <w:t>текста</w:t>
-            </w:r>
-            <w:proofErr w:type="spellEnd"/>
-            <w:r>
-              <w:rPr>
-                <w:sz w:val="24"/>
-              </w:rPr>
-              <w:t xml:space="preserve"> ВКР </w:t>
+              <w:t xml:space="preserve">Написание текста ВКР </w:t>
             </w:r>
           </w:p>
         </w:tc>
@@ -1608,14 +1491,12 @@
               </w:rPr>
               <w:t xml:space="preserve">Подготовить текст ВКР в соответствии с инд. заданием. Текст ВКР представляется в электронном виде и включает введение, основную часть, заключение (не менее 40 страниц, в которые не входят титульный лист, аннотация, задание на ВКР, оглавление/содержание, список сокращений, список источников и приложения). Во введении дается общая характеристика работы (актуальность темы, цель и задачи исследования, степень проработанности проблемы, методы исследования, объект и предмет исследования, положения, выносимые на защиту, научная новизна и практическая значимость работы, апробация и внедрение результатов исследования, личный вклад). При составлении обзора необходимо использовать не менее 20 источников не старше 5 лет, в том числе не менее 20% научных статей в изданиях, рекомендованных ВАК РФ для диссертаций, и не менее 15% в изданиях, индексируемых в базах </w:t>
             </w:r>
-            <w:proofErr w:type="spellStart"/>
             <w:r>
               <w:rPr>
                 <w:sz w:val="24"/>
               </w:rPr>
               <w:t>WoS</w:t>
             </w:r>
-            <w:proofErr w:type="spellEnd"/>
             <w:r>
               <w:rPr>
                 <w:sz w:val="24"/>
@@ -1640,63 +1521,7 @@
               <w:rPr>
                 <w:sz w:val="24"/>
               </w:rPr>
-              <w:t xml:space="preserve">К </w:t>
-            </w:r>
-            <w:proofErr w:type="spellStart"/>
-            <w:r>
-              <w:rPr>
-                <w:sz w:val="24"/>
-              </w:rPr>
-              <w:t>отчёту</w:t>
-            </w:r>
-            <w:proofErr w:type="spellEnd"/>
-            <w:r>
-              <w:rPr>
-                <w:sz w:val="24"/>
-              </w:rPr>
-              <w:t xml:space="preserve"> </w:t>
-            </w:r>
-            <w:proofErr w:type="spellStart"/>
-            <w:r>
-              <w:rPr>
-                <w:sz w:val="24"/>
-              </w:rPr>
-              <w:t>текст</w:t>
-            </w:r>
-            <w:proofErr w:type="spellEnd"/>
-            <w:r>
-              <w:rPr>
-                <w:sz w:val="24"/>
-              </w:rPr>
-              <w:t xml:space="preserve"> ВКР </w:t>
-            </w:r>
-            <w:proofErr w:type="spellStart"/>
-            <w:r>
-              <w:rPr>
-                <w:sz w:val="24"/>
-              </w:rPr>
-              <w:t>не</w:t>
-            </w:r>
-            <w:proofErr w:type="spellEnd"/>
-            <w:r>
-              <w:rPr>
-                <w:sz w:val="24"/>
-              </w:rPr>
-              <w:t xml:space="preserve"> </w:t>
-            </w:r>
-            <w:proofErr w:type="spellStart"/>
-            <w:r>
-              <w:rPr>
-                <w:sz w:val="24"/>
-              </w:rPr>
-              <w:t>прикладывается</w:t>
-            </w:r>
-            <w:proofErr w:type="spellEnd"/>
-            <w:r>
-              <w:rPr>
-                <w:sz w:val="24"/>
-              </w:rPr>
-              <w:t xml:space="preserve">. </w:t>
+              <w:t xml:space="preserve">К отчёту текст ВКР не прикладывается. </w:t>
             </w:r>
           </w:p>
         </w:tc>
@@ -1804,63 +1629,7 @@
               <w:rPr>
                 <w:sz w:val="24"/>
               </w:rPr>
-              <w:t xml:space="preserve">В </w:t>
-            </w:r>
-            <w:proofErr w:type="spellStart"/>
-            <w:r>
-              <w:rPr>
-                <w:sz w:val="24"/>
-              </w:rPr>
-              <w:t>отчёт</w:t>
-            </w:r>
-            <w:proofErr w:type="spellEnd"/>
-            <w:r>
-              <w:rPr>
-                <w:sz w:val="24"/>
-              </w:rPr>
-              <w:t xml:space="preserve"> </w:t>
-            </w:r>
-            <w:proofErr w:type="spellStart"/>
-            <w:r>
-              <w:rPr>
-                <w:sz w:val="24"/>
-              </w:rPr>
-              <w:t>приложить</w:t>
-            </w:r>
-            <w:proofErr w:type="spellEnd"/>
-            <w:r>
-              <w:rPr>
-                <w:sz w:val="24"/>
-              </w:rPr>
-              <w:t xml:space="preserve"> </w:t>
-            </w:r>
-            <w:proofErr w:type="spellStart"/>
-            <w:r>
-              <w:rPr>
-                <w:sz w:val="24"/>
-              </w:rPr>
-              <w:t>полученную</w:t>
-            </w:r>
-            <w:proofErr w:type="spellEnd"/>
-            <w:r>
-              <w:rPr>
-                <w:sz w:val="24"/>
-              </w:rPr>
-              <w:t xml:space="preserve"> </w:t>
-            </w:r>
-            <w:proofErr w:type="spellStart"/>
-            <w:r>
-              <w:rPr>
-                <w:sz w:val="24"/>
-              </w:rPr>
-              <w:t>справку</w:t>
-            </w:r>
-            <w:proofErr w:type="spellEnd"/>
-            <w:r>
-              <w:rPr>
-                <w:sz w:val="24"/>
-              </w:rPr>
-              <w:t xml:space="preserve">. </w:t>
+              <w:t xml:space="preserve">В отчёт приложить полученную справку. </w:t>
             </w:r>
           </w:p>
         </w:tc>
@@ -1911,19 +1680,11 @@
               <w:ind w:left="0" w:firstLine="0"/>
               <w:jc w:val="center"/>
             </w:pPr>
-            <w:proofErr w:type="spellStart"/>
             <w:r>
               <w:rPr>
                 <w:sz w:val="24"/>
               </w:rPr>
-              <w:t>Предзащита</w:t>
-            </w:r>
-            <w:proofErr w:type="spellEnd"/>
-            <w:r>
-              <w:rPr>
-                <w:sz w:val="24"/>
-              </w:rPr>
-              <w:t xml:space="preserve"> ВКР </w:t>
+              <w:t xml:space="preserve">Предзащита ВКР </w:t>
             </w:r>
           </w:p>
         </w:tc>
@@ -1955,63 +1716,7 @@
               <w:rPr>
                 <w:sz w:val="24"/>
               </w:rPr>
-              <w:t xml:space="preserve">В </w:t>
-            </w:r>
-            <w:proofErr w:type="spellStart"/>
-            <w:r>
-              <w:rPr>
-                <w:sz w:val="24"/>
-              </w:rPr>
-              <w:t>отчёт</w:t>
-            </w:r>
-            <w:proofErr w:type="spellEnd"/>
-            <w:r>
-              <w:rPr>
-                <w:sz w:val="24"/>
-              </w:rPr>
-              <w:t xml:space="preserve"> в </w:t>
-            </w:r>
-            <w:proofErr w:type="spellStart"/>
-            <w:r>
-              <w:rPr>
-                <w:sz w:val="24"/>
-              </w:rPr>
-              <w:t>приложение</w:t>
-            </w:r>
-            <w:proofErr w:type="spellEnd"/>
-            <w:r>
-              <w:rPr>
-                <w:sz w:val="24"/>
-              </w:rPr>
-              <w:t xml:space="preserve"> </w:t>
-            </w:r>
-            <w:proofErr w:type="spellStart"/>
-            <w:r>
-              <w:rPr>
-                <w:sz w:val="24"/>
-              </w:rPr>
-              <w:t>поместить</w:t>
-            </w:r>
-            <w:proofErr w:type="spellEnd"/>
-            <w:r>
-              <w:rPr>
-                <w:sz w:val="24"/>
-              </w:rPr>
-              <w:t xml:space="preserve"> </w:t>
-            </w:r>
-            <w:proofErr w:type="spellStart"/>
-            <w:r>
-              <w:rPr>
-                <w:sz w:val="24"/>
-              </w:rPr>
-              <w:t>презентацию</w:t>
-            </w:r>
-            <w:proofErr w:type="spellEnd"/>
-            <w:r>
-              <w:rPr>
-                <w:sz w:val="24"/>
-              </w:rPr>
-              <w:t xml:space="preserve"> </w:t>
+              <w:t xml:space="preserve">В отчёт в приложение поместить презентацию </w:t>
             </w:r>
           </w:p>
         </w:tc>
@@ -2136,63 +1841,7 @@
               <w:rPr>
                 <w:sz w:val="24"/>
               </w:rPr>
-              <w:t xml:space="preserve">В </w:t>
-            </w:r>
-            <w:proofErr w:type="spellStart"/>
-            <w:r>
-              <w:rPr>
-                <w:sz w:val="24"/>
-              </w:rPr>
-              <w:t>отчёт</w:t>
-            </w:r>
-            <w:proofErr w:type="spellEnd"/>
-            <w:r>
-              <w:rPr>
-                <w:sz w:val="24"/>
-              </w:rPr>
-              <w:t xml:space="preserve"> в </w:t>
-            </w:r>
-            <w:proofErr w:type="spellStart"/>
-            <w:r>
-              <w:rPr>
-                <w:sz w:val="24"/>
-              </w:rPr>
-              <w:t>приложение</w:t>
-            </w:r>
-            <w:proofErr w:type="spellEnd"/>
-            <w:r>
-              <w:rPr>
-                <w:sz w:val="24"/>
-              </w:rPr>
-              <w:t xml:space="preserve"> </w:t>
-            </w:r>
-            <w:proofErr w:type="spellStart"/>
-            <w:r>
-              <w:rPr>
-                <w:sz w:val="24"/>
-              </w:rPr>
-              <w:t>поместить</w:t>
-            </w:r>
-            <w:proofErr w:type="spellEnd"/>
-            <w:r>
-              <w:rPr>
-                <w:sz w:val="24"/>
-              </w:rPr>
-              <w:t xml:space="preserve"> </w:t>
-            </w:r>
-            <w:proofErr w:type="spellStart"/>
-            <w:r>
-              <w:rPr>
-                <w:sz w:val="24"/>
-              </w:rPr>
-              <w:t>презентацию</w:t>
-            </w:r>
-            <w:proofErr w:type="spellEnd"/>
-            <w:r>
-              <w:rPr>
-                <w:sz w:val="24"/>
-              </w:rPr>
-              <w:t xml:space="preserve"> </w:t>
+              <w:t xml:space="preserve">В отчёт в приложение поместить презентацию </w:t>
             </w:r>
           </w:p>
         </w:tc>
@@ -2229,35 +1878,7 @@
         <w:rPr>
           <w:color w:val="000000"/>
         </w:rPr>
-        <w:t xml:space="preserve">1.  </w:t>
-      </w:r>
-      <w:proofErr w:type="spellStart"/>
-      <w:r>
-        <w:rPr>
-          <w:color w:val="000000"/>
-        </w:rPr>
-        <w:t>Инструктаж</w:t>
-      </w:r>
-      <w:proofErr w:type="spellEnd"/>
-      <w:r>
-        <w:rPr>
-          <w:color w:val="000000"/>
-        </w:rPr>
-        <w:t xml:space="preserve"> </w:t>
-      </w:r>
-      <w:proofErr w:type="spellStart"/>
-      <w:r>
-        <w:rPr>
-          <w:color w:val="000000"/>
-        </w:rPr>
-        <w:t>обучающегося</w:t>
-      </w:r>
-      <w:proofErr w:type="spellEnd"/>
-      <w:r>
-        <w:rPr>
-          <w:color w:val="000000"/>
-        </w:rPr>
-        <w:t xml:space="preserve"> </w:t>
+        <w:t xml:space="preserve">1.  Инструктаж обучающегося </w:t>
       </w:r>
       <w:bookmarkEnd w:id="2"/>
     </w:p>
@@ -2386,31 +2007,7 @@
         <w:tab/>
       </w:r>
       <w:r>
-        <w:t xml:space="preserve">В </w:t>
-      </w:r>
-      <w:proofErr w:type="spellStart"/>
-      <w:r>
-        <w:t>ходе</w:t>
-      </w:r>
-      <w:proofErr w:type="spellEnd"/>
-      <w:r>
-        <w:t xml:space="preserve"> </w:t>
-      </w:r>
-      <w:proofErr w:type="spellStart"/>
-      <w:r>
-        <w:t>выполнения</w:t>
-      </w:r>
-      <w:proofErr w:type="spellEnd"/>
-      <w:r>
-        <w:t xml:space="preserve"> </w:t>
-      </w:r>
-      <w:proofErr w:type="spellStart"/>
-      <w:r>
-        <w:t>задания</w:t>
-      </w:r>
-      <w:proofErr w:type="spellEnd"/>
-      <w:r>
-        <w:t xml:space="preserve">: </w:t>
+        <w:t xml:space="preserve">В ходе выполнения задания: </w:t>
       </w:r>
     </w:p>
     <w:p>
@@ -2511,22 +2108,18 @@
         </w:rPr>
         <w:t>.</w:t>
       </w:r>
-      <w:proofErr w:type="spellStart"/>
       <w:r>
         <w:t>js</w:t>
       </w:r>
-      <w:proofErr w:type="spellEnd"/>
       <w:r>
         <w:rPr>
           <w:lang w:val="ru-RU"/>
         </w:rPr>
         <w:t xml:space="preserve"> с использованием </w:t>
       </w:r>
-      <w:proofErr w:type="spellStart"/>
       <w:r>
         <w:t>ElementUI</w:t>
       </w:r>
-      <w:proofErr w:type="spellEnd"/>
       <w:r>
         <w:rPr>
           <w:lang w:val="ru-RU"/>
@@ -2569,11 +2162,9 @@
         </w:rPr>
         <w:t xml:space="preserve">Реализована визуализация складских данных с помощью библиотеки </w:t>
       </w:r>
-      <w:proofErr w:type="spellStart"/>
       <w:r>
         <w:t>ECharts</w:t>
       </w:r>
-      <w:proofErr w:type="spellEnd"/>
       <w:r>
         <w:rPr>
           <w:lang w:val="ru-RU"/>
@@ -2660,11 +2251,9 @@
         </w:rPr>
         <w:t xml:space="preserve"> В процессе подготовки теоретического обзора использованы 8 научных источников, опубликованных не ранее чем за последние 5 лет, в том числе статьи из изданий, рекомендованных ВАК РФ и индексируемых в базах </w:t>
       </w:r>
-      <w:proofErr w:type="spellStart"/>
       <w:r>
         <w:t>WoS</w:t>
       </w:r>
-      <w:proofErr w:type="spellEnd"/>
       <w:r>
         <w:rPr>
           <w:lang w:val="ru-RU"/>
@@ -2930,22 +2519,27 @@
         <w:spacing w:after="0" w:line="259" w:lineRule="auto"/>
         <w:ind w:left="0" w:right="410" w:firstLine="0"/>
         <w:jc w:val="right"/>
+        <w:rPr>
+          <w:sz w:val="22"/>
+        </w:rPr>
       </w:pPr>
       <w:r>
         <w:rPr>
           <w:noProof/>
         </w:rPr>
         <w:drawing>
-          <wp:inline distT="0" distB="0" distL="0" distR="0" wp14:anchorId="186B4D46" wp14:editId="678047BA">
-            <wp:extent cx="7601585" cy="5422774"/>
-            <wp:effectExtent l="0" t="0" r="0" b="0"/>
-            <wp:docPr id="711" name="Picture 711"/>
-            <wp:cNvGraphicFramePr/>
+          <wp:inline distT="0" distB="0" distL="0" distR="0" wp14:anchorId="7703F713" wp14:editId="6E2A94C7">
+            <wp:extent cx="5666667" cy="8000000"/>
+            <wp:effectExtent l="0" t="0" r="0" b="1270"/>
+            <wp:docPr id="192580882" name="图片 1"/>
+            <wp:cNvGraphicFramePr>
+              <a:graphicFrameLocks xmlns:a="http://schemas.openxmlformats.org/drawingml/2006/main" noChangeAspect="1"/>
+            </wp:cNvGraphicFramePr>
             <a:graphic xmlns:a="http://schemas.openxmlformats.org/drawingml/2006/main">
               <a:graphicData uri="http://schemas.openxmlformats.org/drawingml/2006/picture">
                 <pic:pic xmlns:pic="http://schemas.openxmlformats.org/drawingml/2006/picture">
                   <pic:nvPicPr>
-                    <pic:cNvPr id="711" name="Picture 711"/>
+                    <pic:cNvPr id="192580882" name=""/>
                     <pic:cNvPicPr/>
                   </pic:nvPicPr>
                   <pic:blipFill>
@@ -2955,9 +2549,9 @@
                     </a:stretch>
                   </pic:blipFill>
                   <pic:spPr>
-                    <a:xfrm rot="-5399999">
+                    <a:xfrm>
                       <a:off x="0" y="0"/>
-                      <a:ext cx="7601585" cy="5422774"/>
+                      <a:ext cx="5666667" cy="8000000"/>
                     </a:xfrm>
                     <a:prstGeom prst="rect">
                       <a:avLst/>
@@ -2969,11 +2563,23 @@
           </wp:inline>
         </w:drawing>
       </w:r>
-      <w:r>
+    </w:p>
+    <w:p>
+      <w:pPr>
+        <w:spacing w:after="160" w:line="278" w:lineRule="auto"/>
+        <w:ind w:left="0" w:firstLine="0"/>
+        <w:jc w:val="left"/>
         <w:rPr>
           <w:sz w:val="22"/>
-        </w:rPr>
-        <w:t xml:space="preserve"> </w:t>
+          <w:lang w:val="ru-RU"/>
+        </w:rPr>
+      </w:pPr>
+      <w:r>
+        <w:rPr>
+          <w:sz w:val="22"/>
+          <w:lang w:val="ru-RU"/>
+        </w:rPr>
+        <w:br w:type="page"/>
       </w:r>
     </w:p>
     <w:p>
@@ -2982,64 +2588,18 @@
         <w:spacing w:after="0"/>
         <w:ind w:left="4797"/>
         <w:jc w:val="left"/>
+        <w:rPr>
+          <w:lang w:val="ru-RU"/>
+        </w:rPr>
       </w:pPr>
       <w:bookmarkStart w:id="8" w:name="_Toc6414"/>
-      <w:proofErr w:type="spellStart"/>
       <w:r>
         <w:rPr>
           <w:sz w:val="24"/>
+          <w:lang w:val="ru-RU"/>
         </w:rPr>
         <w:lastRenderedPageBreak/>
-        <w:t>Приложение</w:t>
-      </w:r>
-      <w:proofErr w:type="spellEnd"/>
-      <w:r>
-        <w:rPr>
-          <w:sz w:val="24"/>
-        </w:rPr>
-        <w:t xml:space="preserve"> 2. </w:t>
-      </w:r>
-      <w:proofErr w:type="spellStart"/>
-      <w:r>
-        <w:rPr>
-          <w:sz w:val="24"/>
-        </w:rPr>
-        <w:t>Презентация</w:t>
-      </w:r>
-      <w:proofErr w:type="spellEnd"/>
-      <w:r>
-        <w:rPr>
-          <w:sz w:val="24"/>
-        </w:rPr>
-        <w:t xml:space="preserve"> </w:t>
-      </w:r>
-      <w:proofErr w:type="spellStart"/>
-      <w:r>
-        <w:rPr>
-          <w:sz w:val="24"/>
-        </w:rPr>
-        <w:t>для</w:t>
-      </w:r>
-      <w:proofErr w:type="spellEnd"/>
-      <w:r>
-        <w:rPr>
-          <w:sz w:val="24"/>
-        </w:rPr>
-        <w:t xml:space="preserve"> </w:t>
-      </w:r>
-      <w:proofErr w:type="spellStart"/>
-      <w:r>
-        <w:rPr>
-          <w:sz w:val="24"/>
-        </w:rPr>
-        <w:t>защиты</w:t>
-      </w:r>
-      <w:proofErr w:type="spellEnd"/>
-      <w:r>
-        <w:rPr>
-          <w:sz w:val="24"/>
-        </w:rPr>
-        <w:t xml:space="preserve"> ВКР </w:t>
+        <w:t xml:space="preserve">Приложение 2. Презентация для защиты ВКР </w:t>
       </w:r>
       <w:bookmarkEnd w:id="8"/>
     </w:p>
@@ -3048,288 +2608,32 @@
         <w:spacing w:after="0" w:line="259" w:lineRule="auto"/>
         <w:ind w:left="425" w:firstLine="0"/>
         <w:jc w:val="left"/>
-      </w:pPr>
-      <w:r>
-        <w:rPr>
-          <w:rFonts w:ascii="Calibri" w:eastAsia="Calibri" w:hAnsi="Calibri" w:cs="Calibri"/>
-          <w:noProof/>
-          <w:sz w:val="22"/>
-        </w:rPr>
-        <mc:AlternateContent>
-          <mc:Choice Requires="wpg">
-            <w:drawing>
-              <wp:inline distT="0" distB="0" distL="0" distR="0" wp14:anchorId="3F4C877B" wp14:editId="75F65C83">
-                <wp:extent cx="5943600" cy="6706870"/>
-                <wp:effectExtent l="0" t="0" r="0" b="0"/>
-                <wp:docPr id="5085" name="Group 5085"/>
-                <wp:cNvGraphicFramePr/>
-                <a:graphic xmlns:a="http://schemas.openxmlformats.org/drawingml/2006/main">
-                  <a:graphicData uri="http://schemas.microsoft.com/office/word/2010/wordprocessingGroup">
-                    <wpg:wgp>
-                      <wpg:cNvGrpSpPr/>
-                      <wpg:grpSpPr>
-                        <a:xfrm>
-                          <a:off x="0" y="0"/>
-                          <a:ext cx="5943600" cy="6706870"/>
-                          <a:chOff x="0" y="0"/>
-                          <a:chExt cx="5943600" cy="6706870"/>
-                        </a:xfrm>
-                      </wpg:grpSpPr>
-                      <pic:pic xmlns:pic="http://schemas.openxmlformats.org/drawingml/2006/picture">
-                        <pic:nvPicPr>
-                          <pic:cNvPr id="730" name="Picture 730"/>
-                          <pic:cNvPicPr/>
-                        </pic:nvPicPr>
-                        <pic:blipFill>
-                          <a:blip r:embed="rId8"/>
-                          <a:stretch>
-                            <a:fillRect/>
-                          </a:stretch>
-                        </pic:blipFill>
-                        <pic:spPr>
-                          <a:xfrm>
-                            <a:off x="0" y="0"/>
-                            <a:ext cx="5943600" cy="3324860"/>
-                          </a:xfrm>
-                          <a:prstGeom prst="rect">
-                            <a:avLst/>
-                          </a:prstGeom>
-                        </pic:spPr>
-                      </pic:pic>
-                      <pic:pic xmlns:pic="http://schemas.openxmlformats.org/drawingml/2006/picture">
-                        <pic:nvPicPr>
-                          <pic:cNvPr id="732" name="Picture 732"/>
-                          <pic:cNvPicPr/>
-                        </pic:nvPicPr>
-                        <pic:blipFill>
-                          <a:blip r:embed="rId9"/>
-                          <a:stretch>
-                            <a:fillRect/>
-                          </a:stretch>
-                        </pic:blipFill>
-                        <pic:spPr>
-                          <a:xfrm>
-                            <a:off x="0" y="3357879"/>
-                            <a:ext cx="5943600" cy="3348990"/>
-                          </a:xfrm>
-                          <a:prstGeom prst="rect">
-                            <a:avLst/>
-                          </a:prstGeom>
-                        </pic:spPr>
-                      </pic:pic>
-                    </wpg:wgp>
-                  </a:graphicData>
-                </a:graphic>
-              </wp:inline>
-            </w:drawing>
-          </mc:Choice>
-          <mc:Fallback xmlns:a="http://schemas.openxmlformats.org/drawingml/2006/main">
-            <w:pict>
-              <v:group id="Group 5085" style="width:468pt;height:528.1pt;mso-position-horizontal-relative:char;mso-position-vertical-relative:line" coordsize="59436,67068">
-                <v:shape id="Picture 730" style="position:absolute;width:59436;height:33248;left:0;top:0;" filled="f">
-                  <v:imagedata r:id="rId10"/>
-                </v:shape>
-                <v:shape id="Picture 732" style="position:absolute;width:59436;height:33489;left:0;top:33578;" filled="f">
-                  <v:imagedata r:id="rId11"/>
-                </v:shape>
-              </v:group>
-            </w:pict>
-          </mc:Fallback>
-        </mc:AlternateContent>
-      </w:r>
+        <w:rPr>
+          <w:lang w:val="ru-RU"/>
+        </w:rPr>
+      </w:pPr>
     </w:p>
     <w:p>
       <w:pPr>
         <w:spacing w:after="0" w:line="259" w:lineRule="auto"/>
         <w:ind w:left="425" w:firstLine="0"/>
-      </w:pPr>
-      <w:r>
-        <w:rPr>
-          <w:rFonts w:ascii="Calibri" w:eastAsia="Calibri" w:hAnsi="Calibri" w:cs="Calibri"/>
-          <w:noProof/>
-          <w:sz w:val="22"/>
-        </w:rPr>
-        <w:lastRenderedPageBreak/>
-        <mc:AlternateContent>
-          <mc:Choice Requires="wpg">
-            <w:drawing>
-              <wp:inline distT="0" distB="0" distL="0" distR="0" wp14:anchorId="0747FDD6" wp14:editId="6FE1B21D">
-                <wp:extent cx="5943600" cy="6685915"/>
-                <wp:effectExtent l="0" t="0" r="0" b="0"/>
-                <wp:docPr id="5057" name="Group 5057"/>
-                <wp:cNvGraphicFramePr/>
-                <a:graphic xmlns:a="http://schemas.openxmlformats.org/drawingml/2006/main">
-                  <a:graphicData uri="http://schemas.microsoft.com/office/word/2010/wordprocessingGroup">
-                    <wpg:wgp>
-                      <wpg:cNvGrpSpPr/>
-                      <wpg:grpSpPr>
-                        <a:xfrm>
-                          <a:off x="0" y="0"/>
-                          <a:ext cx="5943600" cy="6685915"/>
-                          <a:chOff x="0" y="0"/>
-                          <a:chExt cx="5943600" cy="6685915"/>
-                        </a:xfrm>
-                      </wpg:grpSpPr>
-                      <pic:pic xmlns:pic="http://schemas.openxmlformats.org/drawingml/2006/picture">
-                        <pic:nvPicPr>
-                          <pic:cNvPr id="741" name="Picture 741"/>
-                          <pic:cNvPicPr/>
-                        </pic:nvPicPr>
-                        <pic:blipFill>
-                          <a:blip r:embed="rId12"/>
-                          <a:stretch>
-                            <a:fillRect/>
-                          </a:stretch>
-                        </pic:blipFill>
-                        <pic:spPr>
-                          <a:xfrm>
-                            <a:off x="0" y="0"/>
-                            <a:ext cx="5943600" cy="3329305"/>
-                          </a:xfrm>
-                          <a:prstGeom prst="rect">
-                            <a:avLst/>
-                          </a:prstGeom>
-                        </pic:spPr>
-                      </pic:pic>
-                      <pic:pic xmlns:pic="http://schemas.openxmlformats.org/drawingml/2006/picture">
-                        <pic:nvPicPr>
-                          <pic:cNvPr id="743" name="Picture 743"/>
-                          <pic:cNvPicPr/>
-                        </pic:nvPicPr>
-                        <pic:blipFill>
-                          <a:blip r:embed="rId13"/>
-                          <a:stretch>
-                            <a:fillRect/>
-                          </a:stretch>
-                        </pic:blipFill>
-                        <pic:spPr>
-                          <a:xfrm>
-                            <a:off x="0" y="3357880"/>
-                            <a:ext cx="5943600" cy="3328035"/>
-                          </a:xfrm>
-                          <a:prstGeom prst="rect">
-                            <a:avLst/>
-                          </a:prstGeom>
-                        </pic:spPr>
-                      </pic:pic>
-                    </wpg:wgp>
-                  </a:graphicData>
-                </a:graphic>
-              </wp:inline>
-            </w:drawing>
-          </mc:Choice>
-          <mc:Fallback xmlns:a="http://schemas.openxmlformats.org/drawingml/2006/main">
-            <w:pict>
-              <v:group id="Group 5057" style="width:468pt;height:526.45pt;mso-position-horizontal-relative:char;mso-position-vertical-relative:line" coordsize="59436,66859">
-                <v:shape id="Picture 741" style="position:absolute;width:59436;height:33293;left:0;top:0;" filled="f">
-                  <v:imagedata r:id="rId14"/>
-                </v:shape>
-                <v:shape id="Picture 743" style="position:absolute;width:59436;height:33280;left:0;top:33578;" filled="f">
-                  <v:imagedata r:id="rId15"/>
-                </v:shape>
-              </v:group>
-            </w:pict>
-          </mc:Fallback>
-        </mc:AlternateContent>
-      </w:r>
+        <w:rPr>
+          <w:lang w:val="ru-RU"/>
+        </w:rPr>
+      </w:pPr>
     </w:p>
     <w:p>
       <w:pPr>
         <w:spacing w:after="0" w:line="259" w:lineRule="auto"/>
         <w:ind w:left="425" w:firstLine="0"/>
-      </w:pPr>
-      <w:r>
-        <w:rPr>
-          <w:rFonts w:ascii="Calibri" w:eastAsia="Calibri" w:hAnsi="Calibri" w:cs="Calibri"/>
-          <w:noProof/>
+        <w:rPr>
+          <w:lang w:val="ru-RU"/>
+        </w:rPr>
+      </w:pPr>
+      <w:r>
+        <w:rPr>
           <w:sz w:val="22"/>
-        </w:rPr>
-        <w:lastRenderedPageBreak/>
-        <mc:AlternateContent>
-          <mc:Choice Requires="wpg">
-            <w:drawing>
-              <wp:inline distT="0" distB="0" distL="0" distR="0" wp14:anchorId="407AE54A" wp14:editId="45BB314F">
-                <wp:extent cx="5943600" cy="6724650"/>
-                <wp:effectExtent l="0" t="0" r="0" b="0"/>
-                <wp:docPr id="5029" name="Group 5029"/>
-                <wp:cNvGraphicFramePr/>
-                <a:graphic xmlns:a="http://schemas.openxmlformats.org/drawingml/2006/main">
-                  <a:graphicData uri="http://schemas.microsoft.com/office/word/2010/wordprocessingGroup">
-                    <wpg:wgp>
-                      <wpg:cNvGrpSpPr/>
-                      <wpg:grpSpPr>
-                        <a:xfrm>
-                          <a:off x="0" y="0"/>
-                          <a:ext cx="5943600" cy="6724650"/>
-                          <a:chOff x="0" y="0"/>
-                          <a:chExt cx="5943600" cy="6724650"/>
-                        </a:xfrm>
-                      </wpg:grpSpPr>
-                      <pic:pic xmlns:pic="http://schemas.openxmlformats.org/drawingml/2006/picture">
-                        <pic:nvPicPr>
-                          <pic:cNvPr id="751" name="Picture 751"/>
-                          <pic:cNvPicPr/>
-                        </pic:nvPicPr>
-                        <pic:blipFill>
-                          <a:blip r:embed="rId16"/>
-                          <a:stretch>
-                            <a:fillRect/>
-                          </a:stretch>
-                        </pic:blipFill>
-                        <pic:spPr>
-                          <a:xfrm>
-                            <a:off x="0" y="0"/>
-                            <a:ext cx="5943600" cy="3355975"/>
-                          </a:xfrm>
-                          <a:prstGeom prst="rect">
-                            <a:avLst/>
-                          </a:prstGeom>
-                        </pic:spPr>
-                      </pic:pic>
-                      <pic:pic xmlns:pic="http://schemas.openxmlformats.org/drawingml/2006/picture">
-                        <pic:nvPicPr>
-                          <pic:cNvPr id="753" name="Picture 753"/>
-                          <pic:cNvPicPr/>
-                        </pic:nvPicPr>
-                        <pic:blipFill>
-                          <a:blip r:embed="rId17"/>
-                          <a:stretch>
-                            <a:fillRect/>
-                          </a:stretch>
-                        </pic:blipFill>
-                        <pic:spPr>
-                          <a:xfrm>
-                            <a:off x="0" y="3380105"/>
-                            <a:ext cx="5943600" cy="3344545"/>
-                          </a:xfrm>
-                          <a:prstGeom prst="rect">
-                            <a:avLst/>
-                          </a:prstGeom>
-                        </pic:spPr>
-                      </pic:pic>
-                    </wpg:wgp>
-                  </a:graphicData>
-                </a:graphic>
-              </wp:inline>
-            </w:drawing>
-          </mc:Choice>
-          <mc:Fallback xmlns:a="http://schemas.openxmlformats.org/drawingml/2006/main">
-            <w:pict>
-              <v:group id="Group 5029" style="width:468pt;height:529.5pt;mso-position-horizontal-relative:char;mso-position-vertical-relative:line" coordsize="59436,67246">
-                <v:shape id="Picture 751" style="position:absolute;width:59436;height:33559;left:0;top:0;" filled="f">
-                  <v:imagedata r:id="rId18"/>
-                </v:shape>
-                <v:shape id="Picture 753" style="position:absolute;width:59436;height:33445;left:0;top:33801;" filled="f">
-                  <v:imagedata r:id="rId19"/>
-                </v:shape>
-              </v:group>
-            </w:pict>
-          </mc:Fallback>
-        </mc:AlternateContent>
-      </w:r>
-      <w:r>
-        <w:rPr>
-          <w:sz w:val="22"/>
+          <w:lang w:val="ru-RU"/>
         </w:rPr>
         <w:t xml:space="preserve"> </w:t>
       </w:r>
@@ -3338,291 +2642,33 @@
       <w:pPr>
         <w:spacing w:after="0" w:line="259" w:lineRule="auto"/>
         <w:ind w:left="425" w:firstLine="0"/>
-      </w:pPr>
-      <w:r>
-        <w:rPr>
-          <w:rFonts w:ascii="Calibri" w:eastAsia="Calibri" w:hAnsi="Calibri" w:cs="Calibri"/>
-          <w:noProof/>
-          <w:sz w:val="22"/>
-        </w:rPr>
-        <w:lastRenderedPageBreak/>
-        <mc:AlternateContent>
-          <mc:Choice Requires="wpg">
-            <w:drawing>
-              <wp:inline distT="0" distB="0" distL="0" distR="0" wp14:anchorId="395F6CFB" wp14:editId="1CE4A563">
-                <wp:extent cx="5943600" cy="6659881"/>
-                <wp:effectExtent l="0" t="0" r="0" b="0"/>
-                <wp:docPr id="5021" name="Group 5021"/>
-                <wp:cNvGraphicFramePr/>
-                <a:graphic xmlns:a="http://schemas.openxmlformats.org/drawingml/2006/main">
-                  <a:graphicData uri="http://schemas.microsoft.com/office/word/2010/wordprocessingGroup">
-                    <wpg:wgp>
-                      <wpg:cNvGrpSpPr/>
-                      <wpg:grpSpPr>
-                        <a:xfrm>
-                          <a:off x="0" y="0"/>
-                          <a:ext cx="5943600" cy="6659881"/>
-                          <a:chOff x="0" y="0"/>
-                          <a:chExt cx="5943600" cy="6659881"/>
-                        </a:xfrm>
-                      </wpg:grpSpPr>
-                      <pic:pic xmlns:pic="http://schemas.openxmlformats.org/drawingml/2006/picture">
-                        <pic:nvPicPr>
-                          <pic:cNvPr id="762" name="Picture 762"/>
-                          <pic:cNvPicPr/>
-                        </pic:nvPicPr>
-                        <pic:blipFill>
-                          <a:blip r:embed="rId20"/>
-                          <a:stretch>
-                            <a:fillRect/>
-                          </a:stretch>
-                        </pic:blipFill>
-                        <pic:spPr>
-                          <a:xfrm>
-                            <a:off x="0" y="0"/>
-                            <a:ext cx="5943600" cy="3322955"/>
-                          </a:xfrm>
-                          <a:prstGeom prst="rect">
-                            <a:avLst/>
-                          </a:prstGeom>
-                        </pic:spPr>
-                      </pic:pic>
-                      <pic:pic xmlns:pic="http://schemas.openxmlformats.org/drawingml/2006/picture">
-                        <pic:nvPicPr>
-                          <pic:cNvPr id="764" name="Picture 764"/>
-                          <pic:cNvPicPr/>
-                        </pic:nvPicPr>
-                        <pic:blipFill>
-                          <a:blip r:embed="rId21"/>
-                          <a:stretch>
-                            <a:fillRect/>
-                          </a:stretch>
-                        </pic:blipFill>
-                        <pic:spPr>
-                          <a:xfrm>
-                            <a:off x="0" y="3347085"/>
-                            <a:ext cx="5943600" cy="3312795"/>
-                          </a:xfrm>
-                          <a:prstGeom prst="rect">
-                            <a:avLst/>
-                          </a:prstGeom>
-                        </pic:spPr>
-                      </pic:pic>
-                    </wpg:wgp>
-                  </a:graphicData>
-                </a:graphic>
-              </wp:inline>
-            </w:drawing>
-          </mc:Choice>
-          <mc:Fallback xmlns:a="http://schemas.openxmlformats.org/drawingml/2006/main">
-            <w:pict>
-              <v:group id="Group 5021" style="width:468pt;height:524.4pt;mso-position-horizontal-relative:char;mso-position-vertical-relative:line" coordsize="59436,66598">
-                <v:shape id="Picture 762" style="position:absolute;width:59436;height:33229;left:0;top:0;" filled="f">
-                  <v:imagedata r:id="rId22"/>
-                </v:shape>
-                <v:shape id="Picture 764" style="position:absolute;width:59436;height:33127;left:0;top:33470;" filled="f">
-                  <v:imagedata r:id="rId23"/>
-                </v:shape>
-              </v:group>
-            </w:pict>
-          </mc:Fallback>
-        </mc:AlternateContent>
-      </w:r>
+        <w:rPr>
+          <w:lang w:val="ru-RU"/>
+        </w:rPr>
+      </w:pPr>
     </w:p>
     <w:p>
       <w:pPr>
         <w:spacing w:after="0" w:line="259" w:lineRule="auto"/>
         <w:ind w:left="425" w:firstLine="0"/>
-      </w:pPr>
-      <w:r>
-        <w:rPr>
-          <w:rFonts w:ascii="Calibri" w:eastAsia="Calibri" w:hAnsi="Calibri" w:cs="Calibri"/>
-          <w:noProof/>
-          <w:sz w:val="22"/>
-        </w:rPr>
-        <w:lastRenderedPageBreak/>
-        <mc:AlternateContent>
-          <mc:Choice Requires="wpg">
-            <w:drawing>
-              <wp:inline distT="0" distB="0" distL="0" distR="0" wp14:anchorId="0AA99664" wp14:editId="26FB427C">
-                <wp:extent cx="5943600" cy="6684645"/>
-                <wp:effectExtent l="0" t="0" r="0" b="0"/>
-                <wp:docPr id="5031" name="Group 5031"/>
-                <wp:cNvGraphicFramePr/>
-                <a:graphic xmlns:a="http://schemas.openxmlformats.org/drawingml/2006/main">
-                  <a:graphicData uri="http://schemas.microsoft.com/office/word/2010/wordprocessingGroup">
-                    <wpg:wgp>
-                      <wpg:cNvGrpSpPr/>
-                      <wpg:grpSpPr>
-                        <a:xfrm>
-                          <a:off x="0" y="0"/>
-                          <a:ext cx="5943600" cy="6684645"/>
-                          <a:chOff x="0" y="0"/>
-                          <a:chExt cx="5943600" cy="6684645"/>
-                        </a:xfrm>
-                      </wpg:grpSpPr>
-                      <pic:pic xmlns:pic="http://schemas.openxmlformats.org/drawingml/2006/picture">
-                        <pic:nvPicPr>
-                          <pic:cNvPr id="773" name="Picture 773"/>
-                          <pic:cNvPicPr/>
-                        </pic:nvPicPr>
-                        <pic:blipFill>
-                          <a:blip r:embed="rId24"/>
-                          <a:stretch>
-                            <a:fillRect/>
-                          </a:stretch>
-                        </pic:blipFill>
-                        <pic:spPr>
-                          <a:xfrm>
-                            <a:off x="0" y="0"/>
-                            <a:ext cx="5943600" cy="3335020"/>
-                          </a:xfrm>
-                          <a:prstGeom prst="rect">
-                            <a:avLst/>
-                          </a:prstGeom>
-                        </pic:spPr>
-                      </pic:pic>
-                      <pic:pic xmlns:pic="http://schemas.openxmlformats.org/drawingml/2006/picture">
-                        <pic:nvPicPr>
-                          <pic:cNvPr id="775" name="Picture 775"/>
-                          <pic:cNvPicPr/>
-                        </pic:nvPicPr>
-                        <pic:blipFill>
-                          <a:blip r:embed="rId25"/>
-                          <a:stretch>
-                            <a:fillRect/>
-                          </a:stretch>
-                        </pic:blipFill>
-                        <pic:spPr>
-                          <a:xfrm>
-                            <a:off x="0" y="3359150"/>
-                            <a:ext cx="5943600" cy="3325495"/>
-                          </a:xfrm>
-                          <a:prstGeom prst="rect">
-                            <a:avLst/>
-                          </a:prstGeom>
-                        </pic:spPr>
-                      </pic:pic>
-                    </wpg:wgp>
-                  </a:graphicData>
-                </a:graphic>
-              </wp:inline>
-            </w:drawing>
-          </mc:Choice>
-          <mc:Fallback xmlns:a="http://schemas.openxmlformats.org/drawingml/2006/main">
-            <w:pict>
-              <v:group id="Group 5031" style="width:468pt;height:526.35pt;mso-position-horizontal-relative:char;mso-position-vertical-relative:line" coordsize="59436,66846">
-                <v:shape id="Picture 773" style="position:absolute;width:59436;height:33350;left:0;top:0;" filled="f">
-                  <v:imagedata r:id="rId26"/>
-                </v:shape>
-                <v:shape id="Picture 775" style="position:absolute;width:59436;height:33254;left:0;top:33591;" filled="f">
-                  <v:imagedata r:id="rId27"/>
-                </v:shape>
-              </v:group>
-            </w:pict>
-          </mc:Fallback>
-        </mc:AlternateContent>
-      </w:r>
+        <w:rPr>
+          <w:lang w:val="ru-RU"/>
+        </w:rPr>
+      </w:pPr>
     </w:p>
     <w:p>
       <w:pPr>
         <w:spacing w:after="0" w:line="259" w:lineRule="auto"/>
         <w:ind w:left="425" w:firstLine="0"/>
-      </w:pPr>
-      <w:r>
-        <w:rPr>
-          <w:rFonts w:ascii="Calibri" w:eastAsia="Calibri" w:hAnsi="Calibri" w:cs="Calibri"/>
-          <w:noProof/>
-          <w:sz w:val="22"/>
-        </w:rPr>
-        <w:lastRenderedPageBreak/>
-        <mc:AlternateContent>
-          <mc:Choice Requires="wpg">
-            <w:drawing>
-              <wp:inline distT="0" distB="0" distL="0" distR="0" wp14:anchorId="103265D1" wp14:editId="7878C370">
-                <wp:extent cx="5943600" cy="6689725"/>
-                <wp:effectExtent l="0" t="0" r="0" b="0"/>
-                <wp:docPr id="5058" name="Group 5058"/>
-                <wp:cNvGraphicFramePr/>
-                <a:graphic xmlns:a="http://schemas.openxmlformats.org/drawingml/2006/main">
-                  <a:graphicData uri="http://schemas.microsoft.com/office/word/2010/wordprocessingGroup">
-                    <wpg:wgp>
-                      <wpg:cNvGrpSpPr/>
-                      <wpg:grpSpPr>
-                        <a:xfrm>
-                          <a:off x="0" y="0"/>
-                          <a:ext cx="5943600" cy="6689725"/>
-                          <a:chOff x="0" y="0"/>
-                          <a:chExt cx="5943600" cy="6689725"/>
-                        </a:xfrm>
-                      </wpg:grpSpPr>
-                      <pic:pic xmlns:pic="http://schemas.openxmlformats.org/drawingml/2006/picture">
-                        <pic:nvPicPr>
-                          <pic:cNvPr id="784" name="Picture 784"/>
-                          <pic:cNvPicPr/>
-                        </pic:nvPicPr>
-                        <pic:blipFill>
-                          <a:blip r:embed="rId28"/>
-                          <a:stretch>
-                            <a:fillRect/>
-                          </a:stretch>
-                        </pic:blipFill>
-                        <pic:spPr>
-                          <a:xfrm>
-                            <a:off x="0" y="0"/>
-                            <a:ext cx="5943600" cy="3319780"/>
-                          </a:xfrm>
-                          <a:prstGeom prst="rect">
-                            <a:avLst/>
-                          </a:prstGeom>
-                        </pic:spPr>
-                      </pic:pic>
-                      <pic:pic xmlns:pic="http://schemas.openxmlformats.org/drawingml/2006/picture">
-                        <pic:nvPicPr>
-                          <pic:cNvPr id="786" name="Picture 786"/>
-                          <pic:cNvPicPr/>
-                        </pic:nvPicPr>
-                        <pic:blipFill>
-                          <a:blip r:embed="rId29"/>
-                          <a:stretch>
-                            <a:fillRect/>
-                          </a:stretch>
-                        </pic:blipFill>
-                        <pic:spPr>
-                          <a:xfrm>
-                            <a:off x="0" y="3343910"/>
-                            <a:ext cx="5943600" cy="3345815"/>
-                          </a:xfrm>
-                          <a:prstGeom prst="rect">
-                            <a:avLst/>
-                          </a:prstGeom>
-                        </pic:spPr>
-                      </pic:pic>
-                    </wpg:wgp>
-                  </a:graphicData>
-                </a:graphic>
-              </wp:inline>
-            </w:drawing>
-          </mc:Choice>
-          <mc:Fallback xmlns:a="http://schemas.openxmlformats.org/drawingml/2006/main">
-            <w:pict>
-              <v:group id="Group 5058" style="width:468pt;height:526.75pt;mso-position-horizontal-relative:char;mso-position-vertical-relative:line" coordsize="59436,66897">
-                <v:shape id="Picture 784" style="position:absolute;width:59436;height:33197;left:0;top:0;" filled="f">
-                  <v:imagedata r:id="rId30"/>
-                </v:shape>
-                <v:shape id="Picture 786" style="position:absolute;width:59436;height:33458;left:0;top:33439;" filled="f">
-                  <v:imagedata r:id="rId31"/>
-                </v:shape>
-              </v:group>
-            </w:pict>
-          </mc:Fallback>
-        </mc:AlternateContent>
-      </w:r>
+        <w:rPr>
+          <w:lang w:val="ru-RU"/>
+        </w:rPr>
+      </w:pPr>
     </w:p>
     <w:sectPr>
-      <w:footerReference w:type="even" r:id="rId32"/>
-      <w:footerReference w:type="default" r:id="rId33"/>
-      <w:footerReference w:type="first" r:id="rId34"/>
+      <w:footerReference w:type="even" r:id="rId8"/>
+      <w:footerReference w:type="default" r:id="rId9"/>
+      <w:footerReference w:type="first" r:id="rId10"/>
       <w:pgSz w:w="12240" w:h="15840"/>
       <w:pgMar w:top="727" w:right="1378" w:bottom="755" w:left="1015" w:header="720" w:footer="720" w:gutter="0"/>
       <w:cols w:space="720"/>
